--- a/Ai Prompt.docx
+++ b/Ai Prompt.docx
@@ -32900,79 +32900,176 @@
     <w:p>
       <w:pPr>
         <w:pStyle w:val="NormalWeb"/>
-      </w:pPr>
-      <w:r>
+        <w:rPr>
+          <w:rFonts w:asciiTheme="majorBidi" w:hAnsiTheme="majorBidi" w:cstheme="majorBidi"/>
+        </w:rPr>
+      </w:pPr>
+      <w:r>
+        <w:rPr>
+          <w:rFonts w:asciiTheme="majorBidi" w:hAnsiTheme="majorBidi" w:cstheme="majorBidi"/>
+        </w:rPr>
         <w:t xml:space="preserve">3. </w:t>
       </w:r>
       <w:r>
         <w:rPr>
-          <w:rFonts w:cs="Arial Unicode MS"/>
-          <w:cs/>
-          <w:lang w:bidi="bn-IN"/>
-        </w:rPr>
-        <w:t xml:space="preserve">কোন </w:t>
-      </w:r>
-      <w:r>
+          <w:rFonts w:ascii="Nirmala UI" w:hAnsi="Nirmala UI" w:cs="Nirmala UI" w:hint="cs"/>
+          <w:cs/>
+          <w:lang w:bidi="bn-IN"/>
+        </w:rPr>
+        <w:t>কোন</w:t>
+      </w:r>
+      <w:r>
+        <w:rPr>
+          <w:rFonts w:asciiTheme="majorBidi" w:hAnsiTheme="majorBidi" w:cstheme="majorBidi"/>
+          <w:cs/>
+          <w:lang w:bidi="bn-IN"/>
+        </w:rPr>
+        <w:t xml:space="preserve"> </w:t>
+      </w:r>
+      <w:r>
+        <w:rPr>
+          <w:rFonts w:asciiTheme="majorBidi" w:hAnsiTheme="majorBidi" w:cstheme="majorBidi"/>
+        </w:rPr>
         <w:t xml:space="preserve">files </w:t>
       </w:r>
       <w:r>
         <w:rPr>
-          <w:rFonts w:cs="Arial Unicode MS"/>
-          <w:cs/>
-          <w:lang w:bidi="bn-IN"/>
-        </w:rPr>
-        <w:t>তৈরি হবে</w:t>
-      </w:r>
-      <w:r>
+          <w:rFonts w:ascii="Nirmala UI" w:hAnsi="Nirmala UI" w:cs="Nirmala UI" w:hint="cs"/>
+          <w:cs/>
+          <w:lang w:bidi="bn-IN"/>
+        </w:rPr>
+        <w:t>তৈরি</w:t>
+      </w:r>
+      <w:r>
+        <w:rPr>
+          <w:rFonts w:asciiTheme="majorBidi" w:hAnsiTheme="majorBidi" w:cstheme="majorBidi"/>
+          <w:cs/>
+          <w:lang w:bidi="bn-IN"/>
+        </w:rPr>
+        <w:t xml:space="preserve"> </w:t>
+      </w:r>
+      <w:r>
+        <w:rPr>
+          <w:rFonts w:ascii="Nirmala UI" w:hAnsi="Nirmala UI" w:cs="Nirmala UI" w:hint="cs"/>
+          <w:cs/>
+          <w:lang w:bidi="bn-IN"/>
+        </w:rPr>
+        <w:t>হবে</w:t>
+      </w:r>
+      <w:r>
+        <w:rPr>
+          <w:rFonts w:asciiTheme="majorBidi" w:hAnsiTheme="majorBidi" w:cstheme="majorBidi"/>
+        </w:rPr>
         <w:t>?</w:t>
       </w:r>
     </w:p>
     <w:p>
       <w:pPr>
         <w:pStyle w:val="NormalWeb"/>
-      </w:pPr>
-      <w:r>
+        <w:rPr>
+          <w:rFonts w:asciiTheme="majorBidi" w:hAnsiTheme="majorBidi" w:cstheme="majorBidi"/>
+        </w:rPr>
+      </w:pPr>
+      <w:r>
+        <w:rPr>
+          <w:rFonts w:asciiTheme="majorBidi" w:hAnsiTheme="majorBidi" w:cstheme="majorBidi"/>
+        </w:rPr>
         <w:t xml:space="preserve">4. </w:t>
       </w:r>
       <w:r>
         <w:rPr>
-          <w:rFonts w:cs="Arial Unicode MS"/>
-          <w:cs/>
-          <w:lang w:bidi="bn-IN"/>
-        </w:rPr>
-        <w:t xml:space="preserve">কোন </w:t>
-      </w:r>
-      <w:r>
+          <w:rFonts w:ascii="Nirmala UI" w:hAnsi="Nirmala UI" w:cs="Nirmala UI" w:hint="cs"/>
+          <w:cs/>
+          <w:lang w:bidi="bn-IN"/>
+        </w:rPr>
+        <w:t>কোন</w:t>
+      </w:r>
+      <w:r>
+        <w:rPr>
+          <w:rFonts w:asciiTheme="majorBidi" w:hAnsiTheme="majorBidi" w:cstheme="majorBidi"/>
+          <w:cs/>
+          <w:lang w:bidi="bn-IN"/>
+        </w:rPr>
+        <w:t xml:space="preserve"> </w:t>
+      </w:r>
+      <w:r>
+        <w:rPr>
+          <w:rFonts w:asciiTheme="majorBidi" w:hAnsiTheme="majorBidi" w:cstheme="majorBidi"/>
+        </w:rPr>
         <w:t xml:space="preserve">existing files </w:t>
       </w:r>
       <w:r>
         <w:rPr>
-          <w:rFonts w:cs="Arial Unicode MS"/>
-          <w:cs/>
-          <w:lang w:bidi="bn-IN"/>
-        </w:rPr>
-        <w:t>পরিবর্তন হবে</w:t>
-      </w:r>
-      <w:r>
+          <w:rFonts w:ascii="Nirmala UI" w:hAnsi="Nirmala UI" w:cs="Nirmala UI" w:hint="cs"/>
+          <w:cs/>
+          <w:lang w:bidi="bn-IN"/>
+        </w:rPr>
+        <w:t>পরিবর্তন</w:t>
+      </w:r>
+      <w:r>
+        <w:rPr>
+          <w:rFonts w:asciiTheme="majorBidi" w:hAnsiTheme="majorBidi" w:cstheme="majorBidi"/>
+          <w:cs/>
+          <w:lang w:bidi="bn-IN"/>
+        </w:rPr>
+        <w:t xml:space="preserve"> </w:t>
+      </w:r>
+      <w:r>
+        <w:rPr>
+          <w:rFonts w:ascii="Nirmala UI" w:hAnsi="Nirmala UI" w:cs="Nirmala UI" w:hint="cs"/>
+          <w:cs/>
+          <w:lang w:bidi="bn-IN"/>
+        </w:rPr>
+        <w:t>হবে</w:t>
+      </w:r>
+      <w:r>
+        <w:rPr>
+          <w:rFonts w:asciiTheme="majorBidi" w:hAnsiTheme="majorBidi" w:cstheme="majorBidi"/>
+        </w:rPr>
         <w:t>?</w:t>
       </w:r>
     </w:p>
     <w:p>
       <w:pPr>
         <w:pStyle w:val="NormalWeb"/>
-      </w:pPr>
-      <w:r>
+        <w:rPr>
+          <w:rFonts w:asciiTheme="majorBidi" w:hAnsiTheme="majorBidi" w:cstheme="majorBidi"/>
+        </w:rPr>
+      </w:pPr>
+      <w:r>
+        <w:rPr>
+          <w:rFonts w:asciiTheme="majorBidi" w:hAnsiTheme="majorBidi" w:cstheme="majorBidi"/>
+        </w:rPr>
         <w:t>5. Folder Structure</w:t>
       </w:r>
     </w:p>
     <w:p>
       <w:pPr>
-        <w:rPr>
-          <w:rFonts w:ascii="Nirmala UI" w:hAnsi="Nirmala UI" w:cs="Nirmala UI"/>
-        </w:rPr>
-      </w:pPr>
+        <w:pStyle w:val="NormalWeb"/>
+        <w:rPr>
+          <w:rFonts w:asciiTheme="majorBidi" w:hAnsiTheme="majorBidi" w:cstheme="majorBidi"/>
+        </w:rPr>
+      </w:pPr>
+    </w:p>
+    <w:p>
+      <w:pPr>
+        <w:pStyle w:val="NormalWeb"/>
+        <w:rPr>
+          <w:rFonts w:asciiTheme="majorBidi" w:hAnsiTheme="majorBidi" w:cstheme="majorBidi"/>
+        </w:rPr>
+      </w:pPr>
+      <w:r>
+        <w:t>Phase 14 (Feed)</w:t>
+      </w:r>
       <w:bookmarkStart w:id="0" w:name="_GoBack"/>
       <w:bookmarkEnd w:id="0"/>
+    </w:p>
+    <w:p>
+      <w:pPr>
+        <w:rPr>
+          <w:rFonts w:ascii="Nirmala UI" w:hAnsi="Nirmala UI" w:cs="Nirmala UI"/>
+        </w:rPr>
+      </w:pPr>
     </w:p>
     <w:sectPr>
       <w:pgSz w:w="12240" w:h="15840"/>
